--- a/Report.docx
+++ b/Report.docx
@@ -358,15 +358,14 @@
       <w:r>
         <w:rPr>
           <w:rFonts w:ascii="Times New Roman" w:hAnsi="Times New Roman" w:cs="Times New Roman"/>
-          <w:noProof/>
           <w:sz w:val="28"/>
           <w:szCs w:val="28"/>
         </w:rPr>
         <w:drawing>
-          <wp:inline distT="0" distB="0" distL="0" distR="0" wp14:anchorId="2DC11BEF" wp14:editId="6E0E29A1">
-            <wp:extent cx="5306063" cy="3048000"/>
-            <wp:effectExtent l="0" t="0" r="8890" b="0"/>
-            <wp:docPr id="311759638" name="Picture 1"/>
+          <wp:inline distT="0" distB="0" distL="0" distR="0" wp14:anchorId="63033081" wp14:editId="3260C6C8">
+            <wp:extent cx="5488573" cy="2910840"/>
+            <wp:effectExtent l="0" t="0" r="0" b="3810"/>
+            <wp:docPr id="1345642538" name="Picture 1"/>
             <wp:cNvGraphicFramePr>
               <a:graphicFrameLocks xmlns:a="http://schemas.openxmlformats.org/drawingml/2006/main" noChangeAspect="1"/>
             </wp:cNvGraphicFramePr>
@@ -374,7 +373,7 @@
               <a:graphicData uri="http://schemas.openxmlformats.org/drawingml/2006/picture">
                 <pic:pic xmlns:pic="http://schemas.openxmlformats.org/drawingml/2006/picture">
                   <pic:nvPicPr>
-                    <pic:cNvPr id="311759638" name=""/>
+                    <pic:cNvPr id="1345642538" name=""/>
                     <pic:cNvPicPr/>
                   </pic:nvPicPr>
                   <pic:blipFill>
@@ -386,7 +385,7 @@
                   <pic:spPr>
                     <a:xfrm>
                       <a:off x="0" y="0"/>
-                      <a:ext cx="5312663" cy="3051791"/>
+                      <a:ext cx="5491367" cy="2912322"/>
                     </a:xfrm>
                     <a:prstGeom prst="rect">
                       <a:avLst/>
@@ -413,15 +412,14 @@
       <w:r>
         <w:rPr>
           <w:rFonts w:ascii="Times New Roman" w:hAnsi="Times New Roman" w:cs="Times New Roman"/>
-          <w:noProof/>
           <w:sz w:val="28"/>
           <w:szCs w:val="28"/>
         </w:rPr>
         <w:drawing>
-          <wp:inline distT="0" distB="0" distL="0" distR="0" wp14:anchorId="647CBD0A" wp14:editId="14A25AB5">
-            <wp:extent cx="5319820" cy="3239135"/>
-            <wp:effectExtent l="0" t="0" r="0" b="0"/>
-            <wp:docPr id="449082990" name="Picture 1"/>
+          <wp:inline distT="0" distB="0" distL="0" distR="0" wp14:anchorId="733A9F44" wp14:editId="7F659EE3">
+            <wp:extent cx="5445658" cy="3319145"/>
+            <wp:effectExtent l="0" t="0" r="3175" b="0"/>
+            <wp:docPr id="828425173" name="Picture 1"/>
             <wp:cNvGraphicFramePr>
               <a:graphicFrameLocks xmlns:a="http://schemas.openxmlformats.org/drawingml/2006/main" noChangeAspect="1"/>
             </wp:cNvGraphicFramePr>
@@ -429,7 +427,7 @@
               <a:graphicData uri="http://schemas.openxmlformats.org/drawingml/2006/picture">
                 <pic:pic xmlns:pic="http://schemas.openxmlformats.org/drawingml/2006/picture">
                   <pic:nvPicPr>
-                    <pic:cNvPr id="449082990" name=""/>
+                    <pic:cNvPr id="828425173" name=""/>
                     <pic:cNvPicPr/>
                   </pic:nvPicPr>
                   <pic:blipFill>
@@ -441,7 +439,7 @@
                   <pic:spPr>
                     <a:xfrm>
                       <a:off x="0" y="0"/>
-                      <a:ext cx="5322578" cy="3240814"/>
+                      <a:ext cx="5460331" cy="3328089"/>
                     </a:xfrm>
                     <a:prstGeom prst="rect">
                       <a:avLst/>
@@ -460,6 +458,7 @@
           <w:rFonts w:ascii="Times New Roman" w:hAnsi="Times New Roman" w:cs="Times New Roman"/>
           <w:sz w:val="28"/>
           <w:szCs w:val="28"/>
+          <w:lang w:val="en-US"/>
         </w:rPr>
       </w:pPr>
       <w:r>
@@ -511,22 +510,20 @@
           <w:rFonts w:ascii="Times New Roman" w:hAnsi="Times New Roman" w:cs="Times New Roman"/>
           <w:sz w:val="28"/>
           <w:szCs w:val="28"/>
+        </w:rPr>
+      </w:pPr>
+      <w:r>
+        <w:rPr>
+          <w:rFonts w:ascii="Times New Roman" w:hAnsi="Times New Roman" w:cs="Times New Roman"/>
+          <w:sz w:val="28"/>
+          <w:szCs w:val="28"/>
           <w:lang w:val="en-US"/>
         </w:rPr>
-      </w:pPr>
-      <w:r>
-        <w:rPr>
-          <w:rFonts w:ascii="Times New Roman" w:hAnsi="Times New Roman" w:cs="Times New Roman"/>
-          <w:noProof/>
-          <w:sz w:val="28"/>
-          <w:szCs w:val="28"/>
-          <w:lang w:val="en-US"/>
-        </w:rPr>
         <w:drawing>
-          <wp:inline distT="0" distB="0" distL="0" distR="0" wp14:anchorId="446FC427" wp14:editId="466C6C77">
-            <wp:extent cx="5205736" cy="3695700"/>
-            <wp:effectExtent l="0" t="0" r="0" b="0"/>
-            <wp:docPr id="1358763711" name="Picture 1"/>
+          <wp:inline distT="0" distB="0" distL="0" distR="0" wp14:anchorId="5CC474AA" wp14:editId="51563484">
+            <wp:extent cx="5728526" cy="4340225"/>
+            <wp:effectExtent l="0" t="0" r="5715" b="3175"/>
+            <wp:docPr id="484435944" name="Picture 1"/>
             <wp:cNvGraphicFramePr>
               <a:graphicFrameLocks xmlns:a="http://schemas.openxmlformats.org/drawingml/2006/main" noChangeAspect="1"/>
             </wp:cNvGraphicFramePr>
@@ -534,7 +531,7 @@
               <a:graphicData uri="http://schemas.openxmlformats.org/drawingml/2006/picture">
                 <pic:pic xmlns:pic="http://schemas.openxmlformats.org/drawingml/2006/picture">
                   <pic:nvPicPr>
-                    <pic:cNvPr id="1358763711" name=""/>
+                    <pic:cNvPr id="484435944" name=""/>
                     <pic:cNvPicPr/>
                   </pic:nvPicPr>
                   <pic:blipFill>
@@ -546,7 +543,7 @@
                   <pic:spPr>
                     <a:xfrm>
                       <a:off x="0" y="0"/>
-                      <a:ext cx="5212873" cy="3700767"/>
+                      <a:ext cx="5733896" cy="4344294"/>
                     </a:xfrm>
                     <a:prstGeom prst="rect">
                       <a:avLst/>
@@ -574,16 +571,15 @@
       <w:r>
         <w:rPr>
           <w:rFonts w:ascii="Times New Roman" w:hAnsi="Times New Roman" w:cs="Times New Roman"/>
-          <w:noProof/>
           <w:sz w:val="28"/>
           <w:szCs w:val="28"/>
           <w:lang w:val="en-US"/>
         </w:rPr>
         <w:drawing>
-          <wp:inline distT="0" distB="0" distL="0" distR="0" wp14:anchorId="706A30D3" wp14:editId="3D18426B">
-            <wp:extent cx="5213207" cy="3151505"/>
-            <wp:effectExtent l="0" t="0" r="6985" b="0"/>
-            <wp:docPr id="1111342007" name="Picture 1"/>
+          <wp:inline distT="0" distB="0" distL="0" distR="0" wp14:anchorId="661D0BD9" wp14:editId="5941179B">
+            <wp:extent cx="5253351" cy="3276600"/>
+            <wp:effectExtent l="0" t="0" r="5080" b="0"/>
+            <wp:docPr id="708446505" name="Picture 1"/>
             <wp:cNvGraphicFramePr>
               <a:graphicFrameLocks xmlns:a="http://schemas.openxmlformats.org/drawingml/2006/main" noChangeAspect="1"/>
             </wp:cNvGraphicFramePr>
@@ -591,7 +587,7 @@
               <a:graphicData uri="http://schemas.openxmlformats.org/drawingml/2006/picture">
                 <pic:pic xmlns:pic="http://schemas.openxmlformats.org/drawingml/2006/picture">
                   <pic:nvPicPr>
-                    <pic:cNvPr id="1111342007" name=""/>
+                    <pic:cNvPr id="708446505" name=""/>
                     <pic:cNvPicPr/>
                   </pic:nvPicPr>
                   <pic:blipFill>
@@ -603,7 +599,7 @@
                   <pic:spPr>
                     <a:xfrm>
                       <a:off x="0" y="0"/>
-                      <a:ext cx="5222056" cy="3156854"/>
+                      <a:ext cx="5256992" cy="3278871"/>
                     </a:xfrm>
                     <a:prstGeom prst="rect">
                       <a:avLst/>
@@ -683,10 +679,10 @@
           <w:szCs w:val="28"/>
         </w:rPr>
         <w:drawing>
-          <wp:inline distT="0" distB="0" distL="0" distR="0" wp14:anchorId="2317BA2E" wp14:editId="52210754">
-            <wp:extent cx="4832856" cy="2156460"/>
-            <wp:effectExtent l="0" t="0" r="6350" b="0"/>
-            <wp:docPr id="1525485234" name="Picture 1"/>
+          <wp:inline distT="0" distB="0" distL="0" distR="0" wp14:anchorId="09A35D89" wp14:editId="3CB56D39">
+            <wp:extent cx="5490028" cy="3014133"/>
+            <wp:effectExtent l="0" t="0" r="0" b="0"/>
+            <wp:docPr id="209581955" name="Picture 1"/>
             <wp:cNvGraphicFramePr>
               <a:graphicFrameLocks xmlns:a="http://schemas.openxmlformats.org/drawingml/2006/main" noChangeAspect="1"/>
             </wp:cNvGraphicFramePr>
@@ -694,7 +690,7 @@
               <a:graphicData uri="http://schemas.openxmlformats.org/drawingml/2006/picture">
                 <pic:pic xmlns:pic="http://schemas.openxmlformats.org/drawingml/2006/picture">
                   <pic:nvPicPr>
-                    <pic:cNvPr id="1525485234" name=""/>
+                    <pic:cNvPr id="209581955" name=""/>
                     <pic:cNvPicPr/>
                   </pic:nvPicPr>
                   <pic:blipFill>
@@ -706,7 +702,7 @@
                   <pic:spPr>
                     <a:xfrm>
                       <a:off x="0" y="0"/>
-                      <a:ext cx="4865115" cy="2170854"/>
+                      <a:ext cx="5501164" cy="3020247"/>
                     </a:xfrm>
                     <a:prstGeom prst="rect">
                       <a:avLst/>
@@ -728,21 +724,20 @@
           <w:rFonts w:ascii="Times New Roman" w:hAnsi="Times New Roman" w:cs="Times New Roman"/>
           <w:sz w:val="28"/>
           <w:szCs w:val="28"/>
+        </w:rPr>
+      </w:pPr>
+      <w:r>
+        <w:rPr>
+          <w:rFonts w:ascii="Times New Roman" w:hAnsi="Times New Roman" w:cs="Times New Roman"/>
+          <w:sz w:val="28"/>
+          <w:szCs w:val="28"/>
           <w:lang w:val="en-US"/>
         </w:rPr>
-      </w:pPr>
-      <w:r>
-        <w:rPr>
-          <w:rFonts w:ascii="Times New Roman" w:hAnsi="Times New Roman" w:cs="Times New Roman"/>
-          <w:sz w:val="28"/>
-          <w:szCs w:val="28"/>
-          <w:lang w:val="en-US"/>
-        </w:rPr>
         <w:drawing>
-          <wp:inline distT="0" distB="0" distL="0" distR="0" wp14:anchorId="441F043B" wp14:editId="0A038989">
-            <wp:extent cx="4853307" cy="2917825"/>
-            <wp:effectExtent l="0" t="0" r="4445" b="0"/>
-            <wp:docPr id="1626038776" name="Picture 1"/>
+          <wp:inline distT="0" distB="0" distL="0" distR="0" wp14:anchorId="743D91DA" wp14:editId="10D28A05">
+            <wp:extent cx="5342094" cy="3310890"/>
+            <wp:effectExtent l="0" t="0" r="0" b="3810"/>
+            <wp:docPr id="1344362061" name="Picture 1"/>
             <wp:cNvGraphicFramePr>
               <a:graphicFrameLocks xmlns:a="http://schemas.openxmlformats.org/drawingml/2006/main" noChangeAspect="1"/>
             </wp:cNvGraphicFramePr>
@@ -750,7 +745,7 @@
               <a:graphicData uri="http://schemas.openxmlformats.org/drawingml/2006/picture">
                 <pic:pic xmlns:pic="http://schemas.openxmlformats.org/drawingml/2006/picture">
                   <pic:nvPicPr>
-                    <pic:cNvPr id="1626038776" name=""/>
+                    <pic:cNvPr id="1344362061" name=""/>
                     <pic:cNvPicPr/>
                   </pic:nvPicPr>
                   <pic:blipFill>
@@ -762,7 +757,7 @@
                   <pic:spPr>
                     <a:xfrm>
                       <a:off x="0" y="0"/>
-                      <a:ext cx="4865462" cy="2925133"/>
+                      <a:ext cx="5345298" cy="3312876"/>
                     </a:xfrm>
                     <a:prstGeom prst="rect">
                       <a:avLst/>
@@ -786,6 +781,63 @@
           <w:szCs w:val="28"/>
         </w:rPr>
       </w:pPr>
+      <w:r>
+        <w:rPr>
+          <w:rFonts w:ascii="Times New Roman" w:hAnsi="Times New Roman" w:cs="Times New Roman"/>
+          <w:sz w:val="28"/>
+          <w:szCs w:val="28"/>
+        </w:rPr>
+        <w:t>Висновок. Ми п</w:t>
+      </w:r>
+      <w:r>
+        <w:rPr>
+          <w:rFonts w:ascii="Times New Roman" w:hAnsi="Times New Roman" w:cs="Times New Roman"/>
+          <w:sz w:val="28"/>
+          <w:szCs w:val="28"/>
+        </w:rPr>
+        <w:t>ознайоми</w:t>
+      </w:r>
+      <w:r>
+        <w:rPr>
+          <w:rFonts w:ascii="Times New Roman" w:hAnsi="Times New Roman" w:cs="Times New Roman"/>
+          <w:sz w:val="28"/>
+          <w:szCs w:val="28"/>
+        </w:rPr>
+        <w:t>л</w:t>
+      </w:r>
+      <w:r>
+        <w:rPr>
+          <w:rFonts w:ascii="Times New Roman" w:hAnsi="Times New Roman" w:cs="Times New Roman"/>
+          <w:sz w:val="28"/>
+          <w:szCs w:val="28"/>
+        </w:rPr>
+        <w:t>ись із засобами побудови паралельних програм різними мовами програмування</w:t>
+      </w:r>
+      <w:r>
+        <w:rPr>
+          <w:rFonts w:ascii="Times New Roman" w:hAnsi="Times New Roman" w:cs="Times New Roman"/>
+          <w:sz w:val="28"/>
+          <w:szCs w:val="28"/>
+        </w:rPr>
+        <w:t xml:space="preserve">, а саме </w:t>
+      </w:r>
+      <w:r>
+        <w:rPr>
+          <w:rFonts w:ascii="Times New Roman" w:hAnsi="Times New Roman" w:cs="Times New Roman"/>
+          <w:sz w:val="28"/>
+          <w:szCs w:val="28"/>
+          <w:lang w:val="en-US"/>
+        </w:rPr>
+        <w:t xml:space="preserve">C#, Java, ADA. </w:t>
+      </w:r>
+      <w:r>
+        <w:rPr>
+          <w:rFonts w:ascii="Times New Roman" w:hAnsi="Times New Roman" w:cs="Times New Roman"/>
+          <w:sz w:val="28"/>
+          <w:szCs w:val="28"/>
+        </w:rPr>
+        <w:t>На відповідних мовах програмування виконали завдання, показали вивід програми та навантаження центрального процесора під час виконання.</w:t>
+      </w:r>
     </w:p>
     <w:sectPr>
       <w:headerReference w:type="default" r:id="rId12"/>
